--- a/sample_documents/TEC-SOP-02_v1.0_technical-support-sop.docx
+++ b/sample_documents/TEC-SOP-02_v1.0_technical-support-sop.docx
@@ -7,7 +7,7 @@
         <w:pStyle w:val="Title"/>
       </w:pPr>
       <w:r>
-        <w:t>NimbusCarta - Technical Support SOP</w:t>
+        <w:t>SupportNova - Technical Support SOP</w:t>
       </w:r>
     </w:p>
     <w:p>
